--- a/word嵌入demo/WordDemo/bin/Debug/替换书签.docx
+++ b/word嵌入demo/WordDemo/bin/Debug/替换书签.docx
@@ -4327,7 +4327,7 @@
       <w:rPr>
         <w:rStyle w:val="PageNumber"/>
       </w:rPr>
-      <w:t xml:space="preserve">5</w:t>
+      <w:t xml:space="preserve">4</w:t>
     </w:r>
     <w:r>
       <w:rPr>
@@ -4390,7 +4390,7 @@
     </w:r>
     <w:r>
       <w:rPr/>
-      <w:t xml:space="preserve">2023年12月6日</w:t>
+      <w:t xml:space="preserve">2024年5月14日</w:t>
     </w:r>
     <w:r>
       <w:fldChar w:fldCharType="end"/>
@@ -4424,7 +4424,7 @@
     </w:r>
     <w:r>
       <w:rPr/>
-      <w:t xml:space="preserve">16时17分</w:t>
+      <w:t xml:space="preserve">17时13分</w:t>
     </w:r>
     <w:r>
       <w:fldChar w:fldCharType="end"/>

--- a/word嵌入demo/WordDemo/bin/Debug/替换书签.docx
+++ b/word嵌入demo/WordDemo/bin/Debug/替换书签.docx
@@ -4390,7 +4390,7 @@
     </w:r>
     <w:r>
       <w:rPr/>
-      <w:t xml:space="preserve">2024年5月14日</w:t>
+      <w:t xml:space="preserve">2024年7月5日</w:t>
     </w:r>
     <w:r>
       <w:fldChar w:fldCharType="end"/>
@@ -4424,7 +4424,7 @@
     </w:r>
     <w:r>
       <w:rPr/>
-      <w:t xml:space="preserve">17时13分</w:t>
+      <w:t xml:space="preserve">10时29分</w:t>
     </w:r>
     <w:r>
       <w:fldChar w:fldCharType="end"/>
